--- a/companies/northgate-staffing/Engagements/Roach, Moss and Hall/2015.10.15 - Status Report - Roach, Moss and Hall v2 FINAL.docx
+++ b/companies/northgate-staffing/Engagements/Roach, Moss and Hall/2015.10.15 - Status Report - Roach, Moss and Hall v2 FINAL.docx
@@ -12,7 +12,7 @@
     </w:p>
     <w:p>
       <w:r>
-        <w:t>Prepared by Sandra Fuentes, Principal. Confidential to Roach, Moss and Hall and to the interview panel.</w:t>
+        <w:t>Prepared by Sandra Fuentes, Principal, for the hiring committee of Roach, Moss and Hall.</w:t>
       </w:r>
     </w:p>
     <w:p>
@@ -20,12 +20,12 @@
         <w:pStyle w:val="Heading2"/>
       </w:pPr>
       <w:r>
-        <w:t>Summary</w:t>
+        <w:t>Where the search stands</w:t>
       </w:r>
     </w:p>
     <w:p>
       <w:r>
-        <w:t>The search is at its midpoint and on schedule. The position specification is agreed and has not moved since sign-off, the market map is complete and has been extended once at your request, and the approach phase is substantially done. We are assembling the slate now. Nothing has occurred that would cause me to revise the timetable we set at the outset. One thing could, and it is set out under risks below, and it sits with your office rather than with mine.</w:t>
+        <w:t>The search is on track and now at its midpoint. The field has been mapped and the first candidates interviewed, a strong group of prospects has emerged, and the work in front of us is to narrow that group to the short slate the committee will meet. We are working within the fixed fee of $92,000 agreed at the outset, and the engagement remains on budget and on schedule.</w:t>
       </w:r>
     </w:p>
     <w:p>
@@ -33,22 +33,22 @@
         <w:pStyle w:val="Heading2"/>
       </w:pPr>
       <w:r>
-        <w:t>Accomplishments This Period</w:t>
+        <w:t>What we have done this period</w:t>
       </w:r>
     </w:p>
     <w:p>
       <w:r>
-        <w:t>The map is finished and has been through a second pass. Jeffrey Patterson has identified and qualified the full universe against the specification and reduced it to a longlist each of us can defend name by name, with the reason for every exclusion written down. That last part matters more than it sounds. A search firm that cannot tell you why it did not show you someone is a search firm that did not look.</w:t>
+        <w:t>Since the last report the team has completed the market map and moved the search into interviews. James Grant has led the first-round interviews of the most senior prospects and recorded his read-outs for the rest of us, and his judgment has already thinned the field to the people who genuinely fit what the business needs of a Chief Financial Officer. Jeffrey Patterson has kept every candidate thread current, arranged the interviews without a single slot slipping, and stayed close to the prospects who are weighing a move so that none of them cools while we work.</w:t>
       </w:r>
     </w:p>
     <w:p>
       <w:r>
-        <w:t>Approach calls are complete against the longlist. James Grant has spoken to the large majority of it, and conversion from approach to real conversation is running ahead of what we projected at kickoff. I attribute that less to our persuasion than to the fact that the role is genuinely interesting to people one move below the seat, which is the segment the map told us to work. Of those who engaged, a working group has come through a first assessment conversation and a smaller number are in reference work now.</w:t>
+        <w:t>Partway through the period we sat down with the committee for a joint working session to review the completed market map together, and the client used that session to sharpen two priorities in the brief, which we have since folded into how we weigh prospects. Keeping the committee this close to the work means the slate, when it lands, will hold no surprises for the people who have to act on it. The specification itself has held steady since we first agreed it, which has kept the search orderly, and we have calibrated against it at each step so that the field we are building genuinely answers the brief.</w:t>
       </w:r>
     </w:p>
     <w:p>
       <w:r>
-        <w:t>We also tested the market one tier above the original scale band, at your request and without amending the specification. That work is done and the answer is that it does not help you. At that level, the candidates who would move are moving for reasons that would make them a short tenure here, and the ones who would stay will not move for a business of this scale. I would rather tell you that plainly than quietly show you two of them and let you conclude it yourself in the interview.</w:t>
+        <w:t>Throughout, we have held to the discretion the assignment demands. Prospective candidates have been discussed with the committee by their current role and record, none has been named in anything that circulates, and no candidate's interest in the role has traveled beyond the handful of people who need to know it. Several of the strongest prospects are in current seats they are not advertising a wish to leave, and that discretion is the only reason they are willing to talk to us at all.</w:t>
       </w:r>
     </w:p>
     <w:p>
@@ -56,17 +56,12 @@
         <w:pStyle w:val="Heading2"/>
       </w:pPr>
       <w:r>
-        <w:t>Upcoming Work</w:t>
+        <w:t>What comes next</w:t>
       </w:r>
     </w:p>
     <w:p>
       <w:r>
-        <w:t>Between now and the slate presentation we complete reference work on the assessed group, take a compensation read on each of them against your range, and prepare the slate documents. Candidates will be presented by seat, market, and assessed fit, with names disclosed to you and the panel at presentation and not before. James Grant will hold the candidate relationships through presentation and into the interview rounds. Jeffrey Patterson will keep the map live, because a map that stops being maintained at the slate stage is what leaves a search with nowhere to go when a finalist withdraws, and finalists withdraw.</w:t>
-      </w:r>
-    </w:p>
-    <w:p>
-      <w:r>
-        <w:t>Your office and mine should fix the interview dates now. I have raised this twice and I will keep raising it until it is done.</w:t>
+        <w:t>Over the coming weeks the team will complete the remaining first-round interviews, test the strongest prospects more deeply against the specification, and assemble the short slate for the committee. Each candidate on that slate will come to you described by the evidence of what they have built and by their fit with your board, and we will hold their names in confidence until both sides are ready to meet. Once the committee has met the slate, we will move to references and support you through to an offer. I will set a date for the slate review as soon as the field is firm, and I would ask the committee to hold a provisional window now, so that the timetable does not stall for want of a calendar.</w:t>
       </w:r>
     </w:p>
     <w:p>
@@ -74,40 +69,17 @@
         <w:pStyle w:val="Heading2"/>
       </w:pPr>
       <w:r>
-        <w:t>Engagement Budget</w:t>
+        <w:t>Risks and how we are managing them</w:t>
       </w:r>
     </w:p>
     <w:p>
       <w:r>
-        <w:t>The assignment is being delivered against the fixed fee of $92,000 set out in the engagement letter. That figure has not changed and will not change for the work described here. Two of the three installments have been invoiced on the schedule in the letter. Out-of-pocket expenses to date are modest and consist of candidate travel for the assessment conversations; they are itemized on each invoice and sit well inside what a search of this shape usually carries. The market test one tier up was absorbed within the fee rather than billed as additional scope. We agreed to look, and I would rather not have that conversation with you.</w:t>
-      </w:r>
-    </w:p>
-    <w:p>
-      <w:pPr>
-        <w:pStyle w:val="Heading2"/>
-      </w:pPr>
-      <w:r>
-        <w:t>Risks</w:t>
+        <w:t>Two risks are worth naming, neither of them pressing. The first is timing on the candidates' side: the strongest prospects for a role like this are people who are not looking to move, and one or two may need longer to decide than a fixed schedule would like, which we are managing by keeping them warm and honest about where they stand instead of forcing a pace. The second is the depth of the field in one of the three market segments, which came in thinner than the others; we have covered it by weighting our outreach toward the two segments where a Chief Financial Officer of this profile is more likely to be found, and we do not believe it puts the quality of the slate at risk. Nothing about the engagement's cost or timeline has changed since we began, and the search remains firmly on budget.</w:t>
       </w:r>
     </w:p>
     <w:p>
       <w:r>
-        <w:t>Relocation is unresolved and it is now the live risk on this search. A meaningful part of the assessed group sits outside your metropolitan area. Every week the position in principle is not settled is a week we are managing candidates whose interest we may not be able to convert, and a candidate who senses a company that has not decided how badly it wants them will find something else to look at. I do not need a policy. I need a yes or a no.</w:t>
-      </w:r>
-    </w:p>
-    <w:p>
-      <w:r>
-        <w:t>Second, the compensation range. Two of the strongest people in the assessed group already sit at or near the top of the band as we understand it. This is the ordinary arithmetic of hiring above your last officer's market rather than a surprise, and it is manageable, but it is manageable now and expensive at offer. We should have that conversation before the slate rather than after it.</w:t>
-      </w:r>
-    </w:p>
-    <w:p>
-      <w:r>
-        <w:t>Third, and smaller. Once the slate is presented, the market gives you about three weeks before your strongest candidate concludes that the decision is not really being made. Roach, Moss and Hall has been decisive with us so far and I have no reason to think that changes. I raise it only so that it is on the record before it can become a problem rather than after.</w:t>
-      </w:r>
-    </w:p>
-    <w:p>
-      <w:r>
-        <w:t>This has been an unusually clear-headed client to work with and it shows in where the search stands at the halfway mark. Thank you for that. I am at your disposal for anything here you would rather discuss on the telephone.</w:t>
+        <w:t>The search is healthy, the field is real, and we are on course to bring the committee a slate it can act on with confidence. The one thing I need from you now is a provisional date to meet that slate, which I will confirm the moment the field is firm.</w:t>
       </w:r>
     </w:p>
     <w:sectPr>

--- a/companies/northgate-staffing/Engagements/Roach, Moss and Hall/2015.10.15 - Status Report - Roach, Moss and Hall v2 FINAL.docx
+++ b/companies/northgate-staffing/Engagements/Roach, Moss and Hall/2015.10.15 - Status Report - Roach, Moss and Hall v2 FINAL.docx
@@ -12,7 +12,7 @@
     </w:p>
     <w:p>
       <w:r>
-        <w:t>Prepared by Sandra Fuentes, Principal, for the hiring committee of Roach, Moss and Hall.</w:t>
+        <w:t>Prepared for the leadership group at Roach, Moss and Hall by Sandra Fuentes, Principal. The search is on track, and the matter that should hold your attention is not the pace but the shape of the list: we have widened the research into two adjacent sectors, which sets us back the better part of a week and which we think is plainly the right call, and it means the slate you see will be broader than the one described at the briefing. The rest of this report sits behind that.</w:t>
       </w:r>
     </w:p>
     <w:p>
@@ -25,7 +25,12 @@
     </w:p>
     <w:p>
       <w:r>
-        <w:t>The search is on track and now at its midpoint. The field has been mapped and the first candidates interviewed, a strong group of prospects has emerged, and the work in front of us is to narrow that group to the short slate the committee will meet. We are working within the fixed fee of $92,000 agreed at the outset, and the engagement remains on budget and on schedule.</w:t>
+        <w:t>We are at roughly the midpoint. The position specification has not moved since it was signed off, which is worth saying, because a specification that keeps changing under a search is the usual reason one runs long. The company map is complete and has now been extended past the original sector. Approaches are well advanced: first conversations have happened with the great majority of the working list, and second conversations are underway with the people who are serious about it. James Grant and I have between us met every candidate likely to reach the slate, in person and more than once, which is the standard we hold to before a name is put in front of a client.</w:t>
+      </w:r>
+    </w:p>
+    <w:p>
+      <w:r>
+        <w:t>Two things the approaches have surfaced are worth passing on now, because they will show up in your interviews. The role reads as a genuine step up to deputies at larger companies, and it reads as a lateral move to sitting finance chiefs well above your size, which is why the second of those groups has produced fewer real conversations than the map suggested it would. And the question that comes back most often is not about the numbers at all; it is about who owns the annual plan and how much room the seat has to change it. A consistent answer to that from everyone who interviews will do more for this search than anything we write down.</w:t>
       </w:r>
     </w:p>
     <w:p>
@@ -33,22 +38,52 @@
         <w:pStyle w:val="Heading2"/>
       </w:pPr>
       <w:r>
-        <w:t>What we have done this period</w:t>
+        <w:t>What has closed out in this period</w:t>
       </w:r>
     </w:p>
     <w:p>
       <w:r>
-        <w:t>Since the last report the team has completed the market map and moved the search into interviews. James Grant has led the first-round interviews of the most senior prospects and recorded his read-outs for the rest of us, and his judgment has already thinned the field to the people who genuinely fit what the business needs of a Chief Financial Officer. Jeffrey Patterson has kept every candidate thread current, arranged the interviews without a single slot slipping, and stayed close to the prospects who are weighing a move so that none of them cools while we work.</w:t>
+        <w:t>Several pieces of work finished in this period, and I set them down so that your team can see where the ground is now firm.</w:t>
       </w:r>
     </w:p>
     <w:p>
+      <w:pPr>
+        <w:pStyle w:val="ListBullet"/>
+      </w:pPr>
       <w:r>
-        <w:t>Partway through the period we sat down with the committee for a joint working session to review the completed market map together, and the client used that session to sharpen two priorities in the brief, which we have since folded into how we weigh prospects. Keeping the committee this close to the work means the slate, when it lands, will hold no surprises for the people who have to act on it. The specification itself has held steady since we first agreed it, which has kept the search orderly, and we have calibrated against it at each step so that the field we are building genuinely answers the brief.</w:t>
+        <w:t>1. The position specification was signed off and circulated to the interview group, and every approach we have made since has been made against it.</w:t>
       </w:r>
     </w:p>
     <w:p>
+      <w:pPr>
+        <w:pStyle w:val="ListBullet"/>
+      </w:pPr>
       <w:r>
-        <w:t>Throughout, we have held to the discretion the assignment demands. Prospective candidates have been discussed with the committee by their current role and record, none has been named in anything that circulates, and no candidate's interest in the role has traveled beyond the handful of people who need to know it. Several of the strongest prospects are in current seats they are not advertising a wish to leave, and that discretion is the only reason they are willing to talk to us at all.</w:t>
+        <w:t>2. Jeffrey Patterson completed the company map and then extended it, on our own initiative, into the two adjacent sectors raised at the working session.</w:t>
+      </w:r>
+    </w:p>
+    <w:p>
+      <w:pPr>
+        <w:pStyle w:val="ListBullet"/>
+      </w:pPr>
+      <w:r>
+        <w:t>3. First approaches are complete across the original sector, and second conversations are underway with the candidates who have real interest in the role.</w:t>
+      </w:r>
+    </w:p>
+    <w:p>
+      <w:pPr>
+        <w:pStyle w:val="ListBullet"/>
+      </w:pPr>
+      <w:r>
+        <w:t>4. James Grant has the interview architecture in place: two half-day windows held with your office, the board members' availability confirmed, and an agreed written format for the candidate summaries that will come to you with the slate.</w:t>
+      </w:r>
+    </w:p>
+    <w:p>
+      <w:pPr>
+        <w:pStyle w:val="ListBullet"/>
+      </w:pPr>
+      <w:r>
+        <w:t>5. Reference work has started early on the strongest two candidates, using references we have chosen ourselves rather than the ones we were offered.</w:t>
       </w:r>
     </w:p>
     <w:p>
@@ -56,12 +91,12 @@
         <w:pStyle w:val="Heading2"/>
       </w:pPr>
       <w:r>
-        <w:t>What comes next</w:t>
+        <w:t>The period ahead</w:t>
       </w:r>
     </w:p>
     <w:p>
       <w:r>
-        <w:t>Over the coming weeks the team will complete the remaining first-round interviews, test the strongest prospects more deeply against the specification, and assemble the short slate for the committee. Each candidate on that slate will come to you described by the evidence of what they have built and by their fit with your board, and we will hold their names in confidence until both sides are ready to meet. Once the committee has met the slate, we will move to references and support you through to an offer. I will set a date for the slate review as soon as the field is firm, and I would ask the committee to hold a provisional window now, so that the timetable does not stall for want of a calendar.</w:t>
+        <w:t>The next stretch does three things. Jeffrey Patterson re-cuts the working list against the widened map, and that piece sets the pace for everything after it. We then run the assessment interviews to a close and finish the reference work, writing each candidate up in the format James Grant agreed with your office. After that we present the slate in a session rather than by email, because the discussion in the room is what makes the written summaries useful, and we would want your interview group there for it. No candidate will be given a date until both interview windows are confirmed.</w:t>
       </w:r>
     </w:p>
     <w:p>
@@ -69,17 +104,49 @@
         <w:pStyle w:val="Heading2"/>
       </w:pPr>
       <w:r>
-        <w:t>Risks and how we are managing them</w:t>
+        <w:t>What could still go wrong</w:t>
       </w:r>
     </w:p>
     <w:p>
       <w:r>
-        <w:t>Two risks are worth naming, neither of them pressing. The first is timing on the candidates' side: the strongest prospects for a role like this are people who are not looking to move, and one or two may need longer to decide than a fixed schedule would like, which we are managing by keeping them warm and honest about where they stand instead of forcing a pace. The second is the depth of the field in one of the three market segments, which came in thinner than the others; we have covered it by weighting our outreach toward the two segments where a Chief Financial Officer of this profile is more likely to be found, and we do not believe it puts the quality of the slate at risk. Nothing about the engagement's cost or timeline has changed since we began, and the search remains firmly on budget.</w:t>
+        <w:t>Three risks are worth your attention, and none of them needs a decision from you today.</w:t>
+      </w:r>
+    </w:p>
+    <w:p>
+      <w:pPr>
+        <w:pStyle w:val="ListBullet"/>
+      </w:pPr>
+      <w:r>
+        <w:t>1. The calendar. The board members' availability, not your executives', is the binding constraint on the interview process, and a week that slips there is a week in which a candidate being courted somewhere else makes a different decision.</w:t>
+      </w:r>
+    </w:p>
+    <w:p>
+      <w:pPr>
+        <w:pStyle w:val="ListBullet"/>
+      </w:pPr>
+      <w:r>
+        <w:t>2. The step-up question. A good part of the strength on this list sits with deputies at larger companies who would be moving into the seat for the first time. They are the more interesting candidates and they carry the greater uncertainty, so each summary will set out exactly what the evidence for the judgment is and where that evidence runs out.</w:t>
+      </w:r>
+    </w:p>
+    <w:p>
+      <w:pPr>
+        <w:pStyle w:val="ListBullet"/>
+      </w:pPr>
+      <w:r>
+        <w:t>3. Discretion. Everyone on this list is employed and well regarded where they are. We describe candidates to you by their current role until they have agreed to meet, and we would ask that the summaries stay inside the interview group. It takes very little for someone who was not looking in the first place to decide the risk is not worth it.</w:t>
+      </w:r>
+    </w:p>
+    <w:p>
+      <w:pPr>
+        <w:pStyle w:val="Heading2"/>
+      </w:pPr>
+      <w:r>
+        <w:t>What we need from you</w:t>
       </w:r>
     </w:p>
     <w:p>
       <w:r>
-        <w:t>The search is healthy, the field is real, and we are on course to bring the committee a slate it can act on with confidence. The one thing I need from you now is a provisional date to meet that slate, which I will confirm the moment the field is firm.</w:t>
+        <w:t>Feedback speed after the interviews, more than anything else. If each interviewer can get us a view within a day of meeting a candidate, we can hold a process together; at a week, candidates start reading the silence, and the ones with options act on what they read. I will call your office next week to walk you through the re-cut list before any of it is written down.</w:t>
       </w:r>
     </w:p>
     <w:sectPr>
